--- a/docs/downloads/frank-binford-hole/doc_0147.docx
+++ b/docs/downloads/frank-binford-hole/doc_0147.docx
@@ -1,176 +1,190 @@
 
 <file path=word/document.xml><?xml version="1.0" encoding="utf-8"?>
-<w:document xmlns:wpc="http://schemas.microsoft.com/office/word/2010/wordprocessingCanvas" xmlns:cx="http://schemas.microsoft.com/office/drawing/2014/chartex" xmlns:cx1="http://schemas.microsoft.com/office/drawing/2015/9/8/chartex" xmlns:cx2="http://schemas.microsoft.com/office/drawing/2015/10/21/chartex" xmlns:cx3="http://schemas.microsoft.com/office/drawing/2016/5/9/chartex" xmlns:cx4="http://schemas.microsoft.com/office/drawing/2016/5/10/chartex" xmlns:cx5="http://schemas.microsoft.com/office/drawing/2016/5/11/chartex" xmlns:cx6="http://schemas.microsoft.com/office/drawing/2016/5/12/chartex" xmlns:cx7="http://schemas.microsoft.com/office/drawing/2016/5/13/chartex" xmlns:cx8="http://schemas.microsoft.com/office/drawing/2016/5/14/chartex" xmlns:mc="http://schemas.openxmlformats.org/markup-compatibility/2006" xmlns:aink="http://schemas.microsoft.com/office/drawing/2016/ink" xmlns:am3d="http://schemas.microsoft.com/office/drawing/2017/model3d" xmlns:o="urn:schemas-microsoft-com:office:office" xmlns:oel="http://schemas.microsoft.com/office/2019/extlst" xmlns:r="http://schemas.openxmlformats.org/officeDocument/2006/relationships" xmlns:m="http://schemas.openxmlformats.org/officeDocument/2006/math" xmlns:v="urn:schemas-microsoft-com:vml" xmlns:wp14="http://schemas.microsoft.com/office/word/2010/wordprocessingDrawing" xmlns:wp="http://schemas.openxmlformats.org/drawingml/2006/wordprocessingDrawing" xmlns:w10="urn:schemas-microsoft-com:office:word" xmlns:w="http://schemas.openxmlformats.org/wordprocessingml/2006/main" xmlns:w14="http://schemas.microsoft.com/office/word/2010/wordml" xmlns:w15="http://schemas.microsoft.com/office/word/2012/wordml" xmlns:w16cex="http://schemas.microsoft.com/office/word/2018/wordml/cex" xmlns:w16cid="http://schemas.microsoft.com/office/word/2016/wordml/cid" xmlns:w16="http://schemas.microsoft.com/office/word/2018/wordml" xmlns:w16sdtdh="http://schemas.microsoft.com/office/word/2020/wordml/sdtdatahash" xmlns:w16se="http://schemas.microsoft.com/office/word/2015/wordml/symex" xmlns:wpg="http://schemas.microsoft.com/office/word/2010/wordprocessingGroup" xmlns:wpi="http://schemas.microsoft.com/office/word/2010/wordprocessingInk" xmlns:wne="http://schemas.microsoft.com/office/word/2006/wordml" xmlns:wps="http://schemas.microsoft.com/office/word/2010/wordprocessingShape" mc:Ignorable="w14 w15 w16se w16cid w16 w16cex w16sdtdh wp14">
+<w:document xmlns:wpc="http://schemas.microsoft.com/office/word/2010/wordprocessingCanvas" xmlns:cx="http://schemas.microsoft.com/office/drawing/2014/chartex" xmlns:cx1="http://schemas.microsoft.com/office/drawing/2015/9/8/chartex" xmlns:cx2="http://schemas.microsoft.com/office/drawing/2015/10/21/chartex" xmlns:cx3="http://schemas.microsoft.com/office/drawing/2016/5/9/chartex" xmlns:cx4="http://schemas.microsoft.com/office/drawing/2016/5/10/chartex" xmlns:cx5="http://schemas.microsoft.com/office/drawing/2016/5/11/chartex" xmlns:cx6="http://schemas.microsoft.com/office/drawing/2016/5/12/chartex" xmlns:cx7="http://schemas.microsoft.com/office/drawing/2016/5/13/chartex" xmlns:cx8="http://schemas.microsoft.com/office/drawing/2016/5/14/chartex" xmlns:mc="http://schemas.openxmlformats.org/markup-compatibility/2006" xmlns:aink="http://schemas.microsoft.com/office/drawing/2016/ink" xmlns:am3d="http://schemas.microsoft.com/office/drawing/2017/model3d" xmlns:o="urn:schemas-microsoft-com:office:office" xmlns:oel="http://schemas.microsoft.com/office/2019/extlst" xmlns:r="http://schemas.openxmlformats.org/officeDocument/2006/relationships" xmlns:m="http://schemas.openxmlformats.org/officeDocument/2006/math" xmlns:v="urn:schemas-microsoft-com:vml" xmlns:wp14="http://schemas.microsoft.com/office/word/2010/wordprocessingDrawing" xmlns:wp="http://schemas.openxmlformats.org/drawingml/2006/wordprocessingDrawing" xmlns:w10="urn:schemas-microsoft-com:office:word" xmlns:w="http://schemas.openxmlformats.org/wordprocessingml/2006/main" xmlns:w14="http://schemas.microsoft.com/office/word/2010/wordml" xmlns:w15="http://schemas.microsoft.com/office/word/2012/wordml" xmlns:w16cex="http://schemas.microsoft.com/office/word/2018/wordml/cex" xmlns:w16cid="http://schemas.microsoft.com/office/word/2016/wordml/cid" xmlns:w16="http://schemas.microsoft.com/office/word/2018/wordml" xmlns:w16du="http://schemas.microsoft.com/office/word/2023/wordml/word16du" xmlns:w16sdtdh="http://schemas.microsoft.com/office/word/2020/wordml/sdtdatahash" xmlns:w16sdtfl="http://schemas.microsoft.com/office/word/2024/wordml/sdtformatlock" xmlns:w16se="http://schemas.microsoft.com/office/word/2015/wordml/symex" xmlns:wpg="http://schemas.microsoft.com/office/word/2010/wordprocessingGroup" xmlns:wpi="http://schemas.microsoft.com/office/word/2010/wordprocessingInk" xmlns:wne="http://schemas.microsoft.com/office/word/2006/wordml" xmlns:wps="http://schemas.microsoft.com/office/word/2010/wordprocessingShape" mc:Ignorable="w14 w15 w16se w16cid w16 w16cex w16sdtdh w16sdtfl w16du wp14">
   <w:body>
     <w:p>
       <w:pPr>
         <w:rPr>
           <w:rtl/>
+          <w:lang w:bidi="ar-LB"/>
+        </w:rPr>
+      </w:pPr>
+      <w:r>
+        <w:rPr>
+          <w:rtl/>
+          <w:lang w:bidi="ar-LB"/>
+        </w:rPr>
+        <w:fldChar w:fldCharType="begin"/>
+      </w:r>
+      <w:r>
+        <w:rPr>
+          <w:lang w:bidi="ar-LB"/>
+        </w:rPr>
+        <w:instrText>HYPERLINK</w:instrText>
+      </w:r>
+      <w:r>
+        <w:rPr>
+          <w:rtl/>
+          <w:lang w:bidi="ar-LB"/>
+        </w:rPr>
+        <w:instrText xml:space="preserve"> "</w:instrText>
+      </w:r>
+      <w:r>
+        <w:rPr>
+          <w:lang w:bidi="ar-LB"/>
+        </w:rPr>
+        <w:instrText>https://www.bibelkommentare.de/kommentare/506/die-offenbarung</w:instrText>
+      </w:r>
+      <w:r>
+        <w:rPr>
+          <w:rtl/>
+          <w:lang w:bidi="ar-LB"/>
+        </w:rPr>
+        <w:instrText>"</w:instrText>
+      </w:r>
+      <w:r>
+        <w:rPr>
+          <w:rtl/>
+          <w:lang w:bidi="ar-LB"/>
+        </w:rPr>
+      </w:r>
+      <w:r>
+        <w:rPr>
+          <w:rtl/>
+          <w:lang w:bidi="ar-LB"/>
+        </w:rPr>
+        <w:fldChar w:fldCharType="separate"/>
+      </w:r>
+      <w:r>
+        <w:rPr>
+          <w:rStyle w:val="Hyperlink"/>
+          <w:rtl/>
+          <w:lang w:bidi="ar-LB"/>
+        </w:rPr>
+        <w:t>سفر الرؤيا</w:t>
+      </w:r>
+      <w:r>
+        <w:rPr>
+          <w:rtl/>
+          <w:lang w:bidi="ar-LB"/>
+        </w:rPr>
+        <w:fldChar w:fldCharType="end"/>
+      </w:r>
+    </w:p>
+    <w:p>
+      <w:pPr>
+        <w:bidi w:val="0"/>
+        <w:rPr>
+          <w:lang w:bidi="ar-LB"/>
+        </w:rPr>
+      </w:pPr>
+      <w:r>
+        <w:rPr>
+          <w:lang w:bidi="ar-LB"/>
+        </w:rPr>
+        <w:t>Frank Binford Hole</w:t>
+      </w:r>
+    </w:p>
+    <w:p>
+      <w:pPr>
+        <w:rPr>
+          <w:rtl/>
+          <w:lang w:bidi="ar-LB"/>
+        </w:rPr>
+        <w:sectPr>
+          <w:pgSz w:w="11906" w:h="16838"/>
+          <w:pgMar w:top="1440" w:right="1440" w:bottom="1440" w:left="1440" w:header="708" w:footer="708" w:gutter="0"/>
+          <w:cols w:space="708"/>
+          <w:docGrid w:linePitch="360"/>
+        </w:sectPr>
+      </w:pPr>
+      <w:r>
+        <w:rPr>
+          <w:rFonts w:hint="cs"/>
+          <w:rtl/>
+          <w:lang w:bidi="ar-LB"/>
+        </w:rPr>
+        <w:t xml:space="preserve">إن السفر الذي سيشغلنا الآن يتميز بخصائص معينة واضحة. إنه السفر الوحيد في العهد الجديد المدعو </w:t>
+      </w:r>
+      <w:proofErr w:type="spellStart"/>
+      <w:r>
+        <w:rPr>
+          <w:rFonts w:hint="cs"/>
+          <w:rtl/>
+          <w:lang w:bidi="ar-LB"/>
+        </w:rPr>
+        <w:t>بالـ"نبوة</w:t>
+      </w:r>
+      <w:proofErr w:type="spellEnd"/>
+      <w:r>
+        <w:rPr>
+          <w:rFonts w:hint="cs"/>
+          <w:rtl/>
+          <w:lang w:bidi="ar-LB"/>
+        </w:rPr>
+        <w:t xml:space="preserve">" ويُرى فيه نصرة المشيئة والقصد الإلهي النهائي بشكل واضح. بالذات الكلمة التي تدل على النصرة، وإن كانت كثيرًا ما تُترجم مرة بالغلبة ومرة </w:t>
+      </w:r>
+      <w:r>
+        <w:rPr>
+          <w:rFonts w:hint="cs"/>
+          <w:color w:val="FF0000"/>
+          <w:rtl/>
+          <w:lang w:bidi="ar-LB"/>
+        </w:rPr>
+        <w:t>بالنصرة</w:t>
+      </w:r>
+      <w:r>
+        <w:rPr>
+          <w:rFonts w:hint="cs"/>
+          <w:rtl/>
+          <w:lang w:bidi="ar-LB"/>
+        </w:rPr>
+        <w:t>، تقريبًا ترد فيه بقدر</w:t>
+      </w:r>
+      <w:r>
+        <w:rPr>
+          <w:rFonts w:hint="cs"/>
+          <w:rtl/>
+          <w:lang w:bidi="ar-LB"/>
+        </w:rPr>
+        <w:t xml:space="preserve"> ما وردت في باقي العهد الجديد مجتمعة. كما يبدو أن سفر الرؤيا كُتب عند أواخر القرن الأول؛ حينما، وكما يُري ذلك كل من إنجيل يوحنا ورسائله، بدأ ظهور معلمون كذبة وحتى ضد المسيحية في أعداد كبيرة. وكنتيجة لهذا الأمر قد يشعر المؤمنون الحقيقيون والأمناء بالهزيمة وقد ينتشر فيما بينهم الشعور بالتراجع فيما بينهم. فكم كان الأمر ملائمًا بأن تُختم كلمة الله الموحى بها بسفر يصف</w:t>
+      </w:r>
+      <w:r>
+        <w:rPr>
+          <w:rtl/>
+        </w:rPr>
+        <w:t xml:space="preserve"> </w:t>
+      </w:r>
+      <w:r>
+        <w:rPr>
+          <w:rtl/>
+          <w:lang w:bidi="ar-LB"/>
+        </w:rPr>
+        <w:t>النصرة النهائية</w:t>
+      </w:r>
+      <w:r>
+        <w:rPr>
+          <w:rFonts w:hint="cs"/>
+          <w:rtl/>
+          <w:lang w:bidi="ar-LB"/>
+        </w:rPr>
+        <w:t xml:space="preserve"> بأوصاف مؤثرة. كما وستظهر علامات متميزة من خلال التأمل.</w:t>
+      </w:r>
+    </w:p>
+    <w:p>
+      <w:pPr>
+        <w:rPr>
+          <w:rtl/>
+          <w:lang w:bidi="ar-LB"/>
         </w:rPr>
       </w:pPr>
       <w:hyperlink r:id="rId4" w:history="1">
         <w:r>
           <w:rPr>
             <w:rStyle w:val="Hyperlink"/>
-            <w:rtl/>
-          </w:rPr>
-          <w:t>رسالة غلاطية</w:t>
-        </w:r>
-      </w:hyperlink>
-    </w:p>
-    <w:p>
-      <w:pPr>
-        <w:bidi w:val="0"/>
-      </w:pPr>
-      <w:r>
-        <w:t>Frank Binford Hole</w:t>
-      </w:r>
-    </w:p>
-    <w:p>
-      <w:pPr>
-        <w:rPr>
-          <w:rtl/>
-          <w:lang w:bidi="ar-SA"/>
-        </w:rPr>
-      </w:pPr>
-      <w:r>
-        <w:rPr>
-          <w:rFonts w:hint="cs"/>
-          <w:rtl/>
-          <w:lang w:bidi="ar-SA"/>
-        </w:rPr>
-        <w:t>مقدمة</w:t>
-      </w:r>
-    </w:p>
-    <w:p>
-      <w:pPr>
-        <w:rPr>
-          <w:rtl/>
-          <w:lang w:bidi="ar-SA"/>
-        </w:rPr>
-      </w:pPr>
-      <w:r>
-        <w:rPr>
-          <w:rFonts w:hint="cs"/>
-          <w:rtl/>
-          <w:lang w:bidi="ar-SA"/>
-        </w:rPr>
-        <w:t>في رسالته لأهل غلاطية ليس اهتمام الرسول بولس بأن يقدّم الإنجيل بقدر ما إنه يحامي عنه. فالذين كانوا يثيرون الاضطراب من الواضح كانوا بعض اليهود الذين اعترفوا برجوعهم إلى المسيحية، ومع ذلك فقد كانت غيرتهم أكثر للناموس مما هو للمسيح، أناس من نفس سلالة المذكورين في أعمال الرسل 15: 1 + 5.</w:t>
-      </w:r>
-    </w:p>
-    <w:p>
-      <w:pPr>
-        <w:rPr>
-          <w:rtl/>
-          <w:lang w:bidi="ar-SA"/>
-        </w:rPr>
-      </w:pPr>
-      <w:r>
-        <w:rPr>
-          <w:rFonts w:hint="cs"/>
-          <w:rtl/>
-          <w:lang w:bidi="ar-SA"/>
-        </w:rPr>
-        <w:t>كما وفي بعض الرسائل الأخرى نجد تلميحات إلى أنشطتهم الهدامة. فلدى أهل كورنثوس مثلاً نجحوا في التوصل إلى بعض أهدافهم. في الرسالة الأولى هنالك تلميحات خفيفة إليهم، لكن في الإصحاح الحادي عشر من الرسالة الثانية سماهم الرسول بكلمات صريحة. فصحيح أنهم كانوا يهود</w:t>
-      </w:r>
-      <w:r>
-        <w:rPr>
-          <w:rFonts w:hint="cs"/>
-          <w:rtl/>
-          <w:lang w:bidi="ar-SA"/>
-        </w:rPr>
-        <w:t xml:space="preserve"> كما يرينا العدد 22 من هذا الإصحاح، إلا أنه شكّ بأن يكونوا حقًا مسيحيين كما يمكننا أن لاحظ في قرائتنا للعدد 13 و 14. أما المسيحيون في كولوسي تم تحذيرهم في الرسالة المكتوبة إليهم من أن ينجروا وراءهم (كولوسي 2: 16 </w:t>
-      </w:r>
-      <w:r>
-        <w:rPr>
-          <w:rtl/>
-          <w:lang w:bidi="ar-SA"/>
-        </w:rPr>
-        <w:t>–</w:t>
-      </w:r>
-      <w:r>
-        <w:rPr>
-          <w:rFonts w:hint="cs"/>
-          <w:rtl/>
-          <w:lang w:bidi="ar-SA"/>
-        </w:rPr>
-        <w:t xml:space="preserve"> 23)، وحتى في رسالة أهل فيلبي الأمناء أشار إليهم حينما كتب: "</w:t>
-      </w:r>
-      <w:r>
-        <w:rPr>
-          <w:rtl/>
-          <w:lang w:bidi="ar-SA"/>
-        </w:rPr>
-        <w:t xml:space="preserve"> اُنْظُرُوا الْكِلاَبَ. انْظُرُوا فَعَلَةَ الشَّرِّ. انْظُرُوا الْقَطْعَ.</w:t>
-      </w:r>
-      <w:r>
-        <w:rPr>
-          <w:rFonts w:hint="cs"/>
-          <w:rtl/>
-          <w:lang w:bidi="ar-SA"/>
-        </w:rPr>
-        <w:t>" (فيلبي 3: 2).</w:t>
-      </w:r>
-    </w:p>
-    <w:p>
-      <w:pPr>
-        <w:rPr>
-          <w:rtl/>
-          <w:lang w:bidi="ar-SA"/>
-        </w:rPr>
-        <w:sectPr>
-          <w:pgSz w:w="12240" w:h="15840"/>
-          <w:pgMar w:top="1440" w:right="1800" w:bottom="1440" w:left="1800" w:header="720" w:footer="720" w:gutter="0"/>
-          <w:cols w:space="720"/>
-          <w:docGrid w:linePitch="360"/>
-        </w:sectPr>
-      </w:pPr>
-      <w:r>
-        <w:rPr>
-          <w:rFonts w:hint="cs"/>
-          <w:rtl/>
-          <w:lang w:bidi="ar-SA"/>
-        </w:rPr>
-        <w:t>إلا أن معظم نجاحهم كان بشكل جدًا واضح مع أهل غلاطية المتعرجون. إن "كنائس غلاطية" تبنت إلى حد كبير أفكارهم التي دافعوا عنها وكادوا لم يلاحظوا، بأنه تم المس بأساس الإنجيل الذي كانوا قد سمعوه لأول مرة من بولس. وهذا ما وضحه لهم الرسول في هذه الرسالة. فبالتالي قام بالتشديد على مزايا الإنجيل التي تُبين بأن هذه الأفكار الجديدة على خطأ</w:t>
-      </w:r>
-      <w:r>
-        <w:rPr>
-          <w:rFonts w:hint="cs"/>
-          <w:rtl/>
-          <w:lang w:bidi="ar-SA"/>
-        </w:rPr>
-        <w:t>. وكان نتيجة قَبول هذه الأفكار، أن أهل غلاطية، كما وضّحها لهم الرسول بالإضافة إلى ذلك، من جهة أفكارهم وحالتهم الروحية، أنهم "</w:t>
-      </w:r>
-      <w:r>
-        <w:rPr>
-          <w:rtl/>
-          <w:lang w:bidi="ar-SA"/>
-        </w:rPr>
-        <w:t>سَقَطْتُمْ مِنَ النِّعْمَةِ</w:t>
-      </w:r>
-      <w:r>
-        <w:rPr>
-          <w:rFonts w:hint="cs"/>
-          <w:rtl/>
-          <w:lang w:bidi="ar-SA"/>
-        </w:rPr>
-        <w:t>". وهذه الحقيقة الخطيرة تبيّن حدة نبرة هذه الرسالة.</w:t>
-      </w:r>
-    </w:p>
-    <w:p>
-      <w:pPr>
-        <w:rPr>
-          <w:rtl/>
-          <w:lang w:bidi="ar-SA"/>
-        </w:rPr>
-      </w:pPr>
-      <w:hyperlink r:id="rId5" w:history="1">
-        <w:r>
-          <w:rPr>
-            <w:rStyle w:val="Hyperlink"/>
             <w:rFonts w:hint="cs"/>
             <w:rtl/>
-            <w:lang w:bidi="ar-SA"/>
+            <w:lang w:bidi="ar-LB"/>
           </w:rPr>
           <w:t>إصحاح 1</w:t>
         </w:r>
@@ -179,34 +193,187 @@
     <w:p>
       <w:pPr>
         <w:rPr>
-          <w:rFonts w:hint="cs"/>
-          <w:lang w:bidi="ar-SA"/>
+          <w:rtl/>
+          <w:lang w:bidi="ar-LB"/>
         </w:rPr>
       </w:pPr>
       <w:r>
         <w:rPr>
           <w:rFonts w:hint="cs"/>
           <w:rtl/>
-          <w:lang w:bidi="ar-SA"/>
-        </w:rPr>
-        <w:t xml:space="preserve">في بداية رسالته لا يُشير بولس فقط إلى أنه رسول، وإنما يؤكد أيضًا على أنه قد حصل على هذا المركز من الله. فلم يكن هنالك أحد أخبره بذلك، ولا حتى الاثنا عشر، الذين تم اختيارهم قبله. فالناس لم تكن هي أصل رسوليته والقناة التي سلمته </w:t>
-      </w:r>
-      <w:hyperlink r:id="rId6" w:anchor=":~:text=Gott%20war%20der%20Urheber%20seiner%20Apostelschaft%2C%20und%20durch%20Jesus%20Christus%20hatte" w:history="1">
+          <w:lang w:bidi="ar-LB"/>
+        </w:rPr>
+        <w:t>إنه "</w:t>
+      </w:r>
+      <w:r>
+        <w:rPr>
+          <w:rtl/>
+        </w:rPr>
+        <w:t xml:space="preserve"> </w:t>
+      </w:r>
+      <w:r>
+        <w:rPr>
+          <w:rtl/>
+          <w:lang w:bidi="ar-LB"/>
+        </w:rPr>
+        <w:t>عْلاَنُ يَسُوعَ الْمَسِيحِ، الَّذِي أَعْطَاهُ إِيَّاهُ اللهُ</w:t>
+      </w:r>
+      <w:r>
+        <w:rPr>
+          <w:rFonts w:hint="cs"/>
+          <w:rtl/>
+          <w:lang w:bidi="ar-LB"/>
+        </w:rPr>
+        <w:t>" هذا يعني كشف عن أحداث ستحدث في المستقبل، لأن المفهوم البسيط "للإعلان" أو "</w:t>
+      </w:r>
+      <w:proofErr w:type="spellStart"/>
+      <w:r>
+        <w:rPr>
+          <w:rFonts w:hint="cs"/>
+          <w:rtl/>
+          <w:lang w:bidi="ar-LB"/>
+        </w:rPr>
+        <w:t>الأبوكالوبس</w:t>
+      </w:r>
+      <w:proofErr w:type="spellEnd"/>
+      <w:r>
+        <w:rPr>
+          <w:rFonts w:hint="cs"/>
+          <w:rtl/>
+          <w:lang w:bidi="ar-LB"/>
+        </w:rPr>
+        <w:t>" هو "الكشف". بالطبع صحيح هو أن الكشف عن هذه الأمور المستقبلية متعلقة بكشف أو إعلان يسوع المسيح في مجده، لكن المعنى الأساسي يكمن في أن الله أعطى يسوع إعلان الأحداث في المستقبل حتى يُريها لعبيده. كل جملة في هذا العدد الأول يستحق لفت انتباهنا كله.</w:t>
+      </w:r>
+    </w:p>
+    <w:p>
+      <w:pPr>
+        <w:rPr>
+          <w:rtl/>
+          <w:lang w:bidi="ar-LB"/>
+        </w:rPr>
+      </w:pPr>
+      <w:r>
+        <w:rPr>
+          <w:rFonts w:hint="cs"/>
+          <w:rtl/>
+          <w:lang w:bidi="ar-LB"/>
+        </w:rPr>
+        <w:t xml:space="preserve">الملفت هو أولاً بأنه مكتوب عن هذا الإعلان، بأنه أُعطي ليسوع، وليس أنه هو الذي أصدره. ومن ثم يُقدّم كالخادم للمشيئة والقصد الإلهي كما نراه في إنجيل مرقس، وفي هذا الإنجيل نجد أيضًا الموضع حيث يقول بأنه لا يعرف لا يوم ولا ساعة مجيئه (مرقس 13: 32). إنه هنا أيضًا خادم الله الذي سيُعرّفنا بأحداث في المستقبل، </w:t>
+      </w:r>
+      <w:r>
+        <w:rPr>
+          <w:rFonts w:hint="cs"/>
+          <w:rtl/>
+          <w:lang w:bidi="ar-LB"/>
+        </w:rPr>
+        <w:t>كما قد أُعطيت له شخصيًا. عدا ذلك يوحنا، الذي استلم الإعلان منه، لا يتكلم عن نفسه كرسول، وإنما كعبد، والذين يؤتمنون عليه لا يُدعَون هنا قديسين، وإنما عبيد كذلك. لقد كانت فترة بد</w:t>
+      </w:r>
+      <w:r>
+        <w:rPr>
+          <w:rFonts w:hint="cs"/>
+          <w:rtl/>
+          <w:lang w:bidi="ar-LB"/>
+        </w:rPr>
+        <w:t>ت ملامح</w:t>
+      </w:r>
+      <w:r>
+        <w:rPr>
+          <w:rFonts w:hint="cs"/>
+          <w:rtl/>
+          <w:lang w:bidi="ar-LB"/>
+        </w:rPr>
+        <w:t xml:space="preserve"> الارتداد تظهر</w:t>
+      </w:r>
+      <w:r>
+        <w:rPr>
+          <w:rtl/>
+        </w:rPr>
+        <w:t xml:space="preserve"> </w:t>
+      </w:r>
+      <w:r>
+        <w:rPr>
+          <w:rFonts w:hint="cs"/>
+          <w:rtl/>
+          <w:lang w:bidi="ar-LB"/>
+        </w:rPr>
+        <w:t>بوضوح</w:t>
+      </w:r>
+      <w:r>
+        <w:rPr>
+          <w:rtl/>
+        </w:rPr>
+        <w:t xml:space="preserve"> </w:t>
+      </w:r>
+      <w:r>
+        <w:rPr>
+          <w:rtl/>
+          <w:lang w:bidi="ar-LB"/>
+        </w:rPr>
+        <w:t>فيها</w:t>
+      </w:r>
+      <w:r>
+        <w:rPr>
+          <w:rFonts w:hint="cs"/>
+          <w:rtl/>
+          <w:lang w:bidi="ar-LB"/>
+        </w:rPr>
+        <w:t xml:space="preserve">. فبينما ذيعت أخبار للكنائس </w:t>
+      </w:r>
+      <w:r>
+        <w:rPr>
+          <w:rtl/>
+          <w:lang w:bidi="ar-LB"/>
+        </w:rPr>
+        <w:t>–</w:t>
+      </w:r>
+      <w:r>
+        <w:rPr>
+          <w:rFonts w:hint="cs"/>
+          <w:rtl/>
+          <w:lang w:bidi="ar-LB"/>
+        </w:rPr>
+        <w:t xml:space="preserve"> التي هي أيضًا جعلتهم يعرفون بهذه التطورات -، إلا أن الإعلان سُلم للذين هم فعلاً عبيد الله ولأجل ذلك هم قدّروه. إنه أمر لا زال </w:t>
+      </w:r>
+      <w:r>
+        <w:rPr>
+          <w:rFonts w:hint="cs"/>
+          <w:rtl/>
+          <w:lang w:bidi="ar-LB"/>
+        </w:rPr>
+        <w:t xml:space="preserve">يُلفت الانتباه، بأن الناس الذين هم مجرد معترفين بالمسيح ولم يرجعوا عن طرقهم بعد، يُسيئون إلى سمعة سفر الرؤيا، إن كانوا حتى يسخرون منه. والمؤمنون الذين يفكرون بالأمور العالمية لا يأبهون لأي شيء فيه. فهم لا </w:t>
+      </w:r>
+      <w:hyperlink r:id="rId5" w:anchor=":~:text=Ein%20weiteres%20Kennzeichen%20ist%20die%20indirekte%20Art" w:history="1">
         <w:r>
           <w:rPr>
             <w:rStyle w:val="Hyperlink"/>
             <w:rFonts w:hint="cs"/>
             <w:rtl/>
-            <w:lang w:bidi="ar-SA"/>
+            <w:lang w:bidi="ar-LB"/>
           </w:rPr>
-          <w:t>إياها</w:t>
+          <w:t>يهتمون</w:t>
         </w:r>
       </w:hyperlink>
+      <w:r>
+        <w:rPr>
+          <w:rFonts w:hint="cs"/>
+          <w:rtl/>
+          <w:lang w:bidi="ar-LB"/>
+        </w:rPr>
+        <w:t xml:space="preserve"> به.</w:t>
+      </w:r>
+    </w:p>
+    <w:p>
+      <w:pPr>
+        <w:rPr>
+          <w:rFonts w:hint="cs"/>
+          <w:lang w:bidi="ar-LB"/>
+        </w:rPr>
+      </w:pPr>
     </w:p>
     <w:sectPr>
-      <w:pgSz w:w="12240" w:h="15840"/>
-      <w:pgMar w:top="1440" w:right="1800" w:bottom="1440" w:left="1800" w:header="720" w:footer="720" w:gutter="0"/>
-      <w:cols w:space="720"/>
+      <w:pgSz w:w="11906" w:h="16838"/>
+      <w:pgMar w:top="1440" w:right="1440" w:bottom="1440" w:left="1440" w:header="708" w:footer="708" w:gutter="0"/>
+      <w:cols w:space="708"/>
       <w:docGrid w:linePitch="360"/>
     </w:sectPr>
   </w:body>
@@ -214,15 +381,14 @@
 </file>
 
 <file path=word/styles.xml><?xml version="1.0" encoding="utf-8"?>
-<w:styles xmlns:mc="http://schemas.openxmlformats.org/markup-compatibility/2006" xmlns:r="http://schemas.openxmlformats.org/officeDocument/2006/relationships" xmlns:w="http://schemas.openxmlformats.org/wordprocessingml/2006/main" xmlns:w14="http://schemas.microsoft.com/office/word/2010/wordml" xmlns:w15="http://schemas.microsoft.com/office/word/2012/wordml" xmlns:w16cex="http://schemas.microsoft.com/office/word/2018/wordml/cex" xmlns:w16cid="http://schemas.microsoft.com/office/word/2016/wordml/cid" xmlns:w16="http://schemas.microsoft.com/office/word/2018/wordml" xmlns:w16sdtdh="http://schemas.microsoft.com/office/word/2020/wordml/sdtdatahash" xmlns:w16se="http://schemas.microsoft.com/office/word/2015/wordml/symex" mc:Ignorable="w14 w15 w16se w16cid w16 w16cex w16sdtdh">
+<w:styles xmlns:mc="http://schemas.openxmlformats.org/markup-compatibility/2006" xmlns:r="http://schemas.openxmlformats.org/officeDocument/2006/relationships" xmlns:w="http://schemas.openxmlformats.org/wordprocessingml/2006/main" xmlns:w14="http://schemas.microsoft.com/office/word/2010/wordml" xmlns:w15="http://schemas.microsoft.com/office/word/2012/wordml" xmlns:w16cex="http://schemas.microsoft.com/office/word/2018/wordml/cex" xmlns:w16cid="http://schemas.microsoft.com/office/word/2016/wordml/cid" xmlns:w16="http://schemas.microsoft.com/office/word/2018/wordml" xmlns:w16du="http://schemas.microsoft.com/office/word/2023/wordml/word16du" xmlns:w16sdtdh="http://schemas.microsoft.com/office/word/2020/wordml/sdtdatahash" xmlns:w16sdtfl="http://schemas.microsoft.com/office/word/2024/wordml/sdtformatlock" xmlns:w16se="http://schemas.microsoft.com/office/word/2015/wordml/symex" mc:Ignorable="w14 w15 w16se w16cid w16 w16cex w16sdtdh w16sdtfl w16du">
   <w:docDefaults>
     <w:rPrDefault>
       <w:rPr>
         <w:rFonts w:ascii="Sakkal Majalla" w:eastAsiaTheme="minorHAnsi" w:hAnsi="Sakkal Majalla" w:cs="Sakkal Majalla"/>
-        <w:kern w:val="2"/>
         <w:sz w:val="28"/>
         <w:szCs w:val="28"/>
-        <w:lang w:val="en-US" w:eastAsia="en-US" w:bidi="he-IL"/>
+        <w:lang w:val="en-US" w:eastAsia="en-US" w:bidi="ar-SA"/>
         <w14:ligatures w14:val="standardContextual"/>
       </w:rPr>
     </w:rPrDefault>
@@ -273,7 +439,7 @@
     <w:lsdException w:name="table of figures" w:semiHidden="1" w:unhideWhenUsed="1"/>
     <w:lsdException w:name="envelope address" w:semiHidden="1" w:unhideWhenUsed="1"/>
     <w:lsdException w:name="envelope return" w:semiHidden="1" w:unhideWhenUsed="1"/>
-    <w:lsdException w:name="footnote reference" w:semiHidden="1" w:unhideWhenUsed="1" w:qFormat="1"/>
+    <w:lsdException w:name="footnote reference" w:semiHidden="1" w:unhideWhenUsed="1"/>
     <w:lsdException w:name="annotation reference" w:semiHidden="1" w:unhideWhenUsed="1"/>
     <w:lsdException w:name="line number" w:semiHidden="1" w:unhideWhenUsed="1"/>
     <w:lsdException w:name="page number" w:semiHidden="1" w:unhideWhenUsed="1"/>
@@ -615,10 +781,6 @@
   <w:style w:type="paragraph" w:default="1" w:styleId="Normal">
     <w:name w:val="Normal"/>
     <w:qFormat/>
-    <w:rPr>
-      <w:noProof/>
-      <w:lang w:bidi="ar-EG"/>
-    </w:rPr>
   </w:style>
   <w:style w:type="paragraph" w:styleId="Heading1">
     <w:name w:val="heading 1"/>
@@ -627,7 +789,7 @@
     <w:link w:val="Heading1Char"/>
     <w:uiPriority w:val="9"/>
     <w:qFormat/>
-    <w:rsid w:val="00BA20AC"/>
+    <w:rsid w:val="00A1051F"/>
     <w:pPr>
       <w:keepNext/>
       <w:keepLines/>
@@ -636,7 +798,7 @@
     </w:pPr>
     <w:rPr>
       <w:rFonts w:asciiTheme="majorHAnsi" w:eastAsiaTheme="majorEastAsia" w:hAnsiTheme="majorHAnsi" w:cstheme="majorBidi"/>
-      <w:color w:val="2F5496" w:themeColor="accent1" w:themeShade="BF"/>
+      <w:color w:val="0F4761" w:themeColor="accent1" w:themeShade="BF"/>
       <w:sz w:val="40"/>
       <w:szCs w:val="40"/>
     </w:rPr>
@@ -650,7 +812,7 @@
     <w:semiHidden/>
     <w:unhideWhenUsed/>
     <w:qFormat/>
-    <w:rsid w:val="00BA20AC"/>
+    <w:rsid w:val="00A1051F"/>
     <w:pPr>
       <w:keepNext/>
       <w:keepLines/>
@@ -659,7 +821,7 @@
     </w:pPr>
     <w:rPr>
       <w:rFonts w:asciiTheme="majorHAnsi" w:eastAsiaTheme="majorEastAsia" w:hAnsiTheme="majorHAnsi" w:cstheme="majorBidi"/>
-      <w:color w:val="2F5496" w:themeColor="accent1" w:themeShade="BF"/>
+      <w:color w:val="0F4761" w:themeColor="accent1" w:themeShade="BF"/>
       <w:sz w:val="32"/>
       <w:szCs w:val="32"/>
     </w:rPr>
@@ -673,7 +835,7 @@
     <w:semiHidden/>
     <w:unhideWhenUsed/>
     <w:qFormat/>
-    <w:rsid w:val="00BA20AC"/>
+    <w:rsid w:val="00A1051F"/>
     <w:pPr>
       <w:keepNext/>
       <w:keepLines/>
@@ -682,7 +844,7 @@
     </w:pPr>
     <w:rPr>
       <w:rFonts w:asciiTheme="minorHAnsi" w:eastAsiaTheme="majorEastAsia" w:hAnsiTheme="minorHAnsi" w:cstheme="majorBidi"/>
-      <w:color w:val="2F5496" w:themeColor="accent1" w:themeShade="BF"/>
+      <w:color w:val="0F4761" w:themeColor="accent1" w:themeShade="BF"/>
     </w:rPr>
   </w:style>
   <w:style w:type="paragraph" w:styleId="Heading4">
@@ -694,7 +856,7 @@
     <w:semiHidden/>
     <w:unhideWhenUsed/>
     <w:qFormat/>
-    <w:rsid w:val="00BA20AC"/>
+    <w:rsid w:val="00A1051F"/>
     <w:pPr>
       <w:keepNext/>
       <w:keepLines/>
@@ -705,7 +867,7 @@
       <w:rFonts w:asciiTheme="minorHAnsi" w:eastAsiaTheme="majorEastAsia" w:hAnsiTheme="minorHAnsi" w:cstheme="majorBidi"/>
       <w:i/>
       <w:iCs/>
-      <w:color w:val="2F5496" w:themeColor="accent1" w:themeShade="BF"/>
+      <w:color w:val="0F4761" w:themeColor="accent1" w:themeShade="BF"/>
     </w:rPr>
   </w:style>
   <w:style w:type="paragraph" w:styleId="Heading5">
@@ -717,7 +879,7 @@
     <w:semiHidden/>
     <w:unhideWhenUsed/>
     <w:qFormat/>
-    <w:rsid w:val="00BA20AC"/>
+    <w:rsid w:val="00A1051F"/>
     <w:pPr>
       <w:keepNext/>
       <w:keepLines/>
@@ -726,7 +888,7 @@
     </w:pPr>
     <w:rPr>
       <w:rFonts w:asciiTheme="minorHAnsi" w:eastAsiaTheme="majorEastAsia" w:hAnsiTheme="minorHAnsi" w:cstheme="majorBidi"/>
-      <w:color w:val="2F5496" w:themeColor="accent1" w:themeShade="BF"/>
+      <w:color w:val="0F4761" w:themeColor="accent1" w:themeShade="BF"/>
     </w:rPr>
   </w:style>
   <w:style w:type="paragraph" w:styleId="Heading6">
@@ -738,7 +900,7 @@
     <w:semiHidden/>
     <w:unhideWhenUsed/>
     <w:qFormat/>
-    <w:rsid w:val="00BA20AC"/>
+    <w:rsid w:val="00A1051F"/>
     <w:pPr>
       <w:keepNext/>
       <w:keepLines/>
@@ -761,7 +923,7 @@
     <w:semiHidden/>
     <w:unhideWhenUsed/>
     <w:qFormat/>
-    <w:rsid w:val="00BA20AC"/>
+    <w:rsid w:val="00A1051F"/>
     <w:pPr>
       <w:keepNext/>
       <w:keepLines/>
@@ -782,7 +944,7 @@
     <w:semiHidden/>
     <w:unhideWhenUsed/>
     <w:qFormat/>
-    <w:rsid w:val="00BA20AC"/>
+    <w:rsid w:val="00A1051F"/>
     <w:pPr>
       <w:keepNext/>
       <w:keepLines/>
@@ -805,7 +967,7 @@
     <w:semiHidden/>
     <w:unhideWhenUsed/>
     <w:qFormat/>
-    <w:rsid w:val="00BA20AC"/>
+    <w:rsid w:val="00A1051F"/>
     <w:pPr>
       <w:keepNext/>
       <w:keepLines/>
@@ -844,34 +1006,17 @@
     <w:semiHidden/>
     <w:unhideWhenUsed/>
   </w:style>
-  <w:style w:type="character" w:styleId="FootnoteReference">
-    <w:name w:val="footnote reference"/>
-    <w:basedOn w:val="DefaultParagraphFont"/>
-    <w:uiPriority w:val="99"/>
-    <w:semiHidden/>
-    <w:unhideWhenUsed/>
-    <w:qFormat/>
-    <w:rsid w:val="00EC5C84"/>
-    <w:rPr>
-      <w:rFonts w:ascii="Sakkal Majalla" w:hAnsi="Sakkal Majalla"/>
-      <w:b/>
-      <w:sz w:val="26"/>
-      <w:vertAlign w:val="superscript"/>
-    </w:rPr>
-  </w:style>
   <w:style w:type="character" w:customStyle="1" w:styleId="Heading1Char">
     <w:name w:val="Heading 1 Char"/>
     <w:basedOn w:val="DefaultParagraphFont"/>
     <w:link w:val="Heading1"/>
     <w:uiPriority w:val="9"/>
-    <w:rsid w:val="00BA20AC"/>
+    <w:rsid w:val="00A1051F"/>
     <w:rPr>
       <w:rFonts w:asciiTheme="majorHAnsi" w:eastAsiaTheme="majorEastAsia" w:hAnsiTheme="majorHAnsi" w:cstheme="majorBidi"/>
-      <w:noProof/>
-      <w:color w:val="2F5496" w:themeColor="accent1" w:themeShade="BF"/>
+      <w:color w:val="0F4761" w:themeColor="accent1" w:themeShade="BF"/>
       <w:sz w:val="40"/>
       <w:szCs w:val="40"/>
-      <w:lang w:bidi="ar-EG"/>
     </w:rPr>
   </w:style>
   <w:style w:type="character" w:customStyle="1" w:styleId="Heading2Char">
@@ -880,14 +1025,12 @@
     <w:link w:val="Heading2"/>
     <w:uiPriority w:val="9"/>
     <w:semiHidden/>
-    <w:rsid w:val="00BA20AC"/>
+    <w:rsid w:val="00A1051F"/>
     <w:rPr>
       <w:rFonts w:asciiTheme="majorHAnsi" w:eastAsiaTheme="majorEastAsia" w:hAnsiTheme="majorHAnsi" w:cstheme="majorBidi"/>
-      <w:noProof/>
-      <w:color w:val="2F5496" w:themeColor="accent1" w:themeShade="BF"/>
+      <w:color w:val="0F4761" w:themeColor="accent1" w:themeShade="BF"/>
       <w:sz w:val="32"/>
       <w:szCs w:val="32"/>
-      <w:lang w:bidi="ar-EG"/>
     </w:rPr>
   </w:style>
   <w:style w:type="character" w:customStyle="1" w:styleId="Heading3Char">
@@ -896,12 +1039,10 @@
     <w:link w:val="Heading3"/>
     <w:uiPriority w:val="9"/>
     <w:semiHidden/>
-    <w:rsid w:val="00BA20AC"/>
+    <w:rsid w:val="00A1051F"/>
     <w:rPr>
       <w:rFonts w:asciiTheme="minorHAnsi" w:eastAsiaTheme="majorEastAsia" w:hAnsiTheme="minorHAnsi" w:cstheme="majorBidi"/>
-      <w:noProof/>
-      <w:color w:val="2F5496" w:themeColor="accent1" w:themeShade="BF"/>
-      <w:lang w:bidi="ar-EG"/>
+      <w:color w:val="0F4761" w:themeColor="accent1" w:themeShade="BF"/>
     </w:rPr>
   </w:style>
   <w:style w:type="character" w:customStyle="1" w:styleId="Heading4Char">
@@ -910,14 +1051,12 @@
     <w:link w:val="Heading4"/>
     <w:uiPriority w:val="9"/>
     <w:semiHidden/>
-    <w:rsid w:val="00BA20AC"/>
+    <w:rsid w:val="00A1051F"/>
     <w:rPr>
       <w:rFonts w:asciiTheme="minorHAnsi" w:eastAsiaTheme="majorEastAsia" w:hAnsiTheme="minorHAnsi" w:cstheme="majorBidi"/>
       <w:i/>
       <w:iCs/>
-      <w:noProof/>
-      <w:color w:val="2F5496" w:themeColor="accent1" w:themeShade="BF"/>
-      <w:lang w:bidi="ar-EG"/>
+      <w:color w:val="0F4761" w:themeColor="accent1" w:themeShade="BF"/>
     </w:rPr>
   </w:style>
   <w:style w:type="character" w:customStyle="1" w:styleId="Heading5Char">
@@ -926,12 +1065,10 @@
     <w:link w:val="Heading5"/>
     <w:uiPriority w:val="9"/>
     <w:semiHidden/>
-    <w:rsid w:val="00BA20AC"/>
+    <w:rsid w:val="00A1051F"/>
     <w:rPr>
       <w:rFonts w:asciiTheme="minorHAnsi" w:eastAsiaTheme="majorEastAsia" w:hAnsiTheme="minorHAnsi" w:cstheme="majorBidi"/>
-      <w:noProof/>
-      <w:color w:val="2F5496" w:themeColor="accent1" w:themeShade="BF"/>
-      <w:lang w:bidi="ar-EG"/>
+      <w:color w:val="0F4761" w:themeColor="accent1" w:themeShade="BF"/>
     </w:rPr>
   </w:style>
   <w:style w:type="character" w:customStyle="1" w:styleId="Heading6Char">
@@ -940,14 +1077,12 @@
     <w:link w:val="Heading6"/>
     <w:uiPriority w:val="9"/>
     <w:semiHidden/>
-    <w:rsid w:val="00BA20AC"/>
+    <w:rsid w:val="00A1051F"/>
     <w:rPr>
       <w:rFonts w:asciiTheme="minorHAnsi" w:eastAsiaTheme="majorEastAsia" w:hAnsiTheme="minorHAnsi" w:cstheme="majorBidi"/>
       <w:i/>
       <w:iCs/>
-      <w:noProof/>
       <w:color w:val="595959" w:themeColor="text1" w:themeTint="A6"/>
-      <w:lang w:bidi="ar-EG"/>
     </w:rPr>
   </w:style>
   <w:style w:type="character" w:customStyle="1" w:styleId="Heading7Char">
@@ -956,12 +1091,10 @@
     <w:link w:val="Heading7"/>
     <w:uiPriority w:val="9"/>
     <w:semiHidden/>
-    <w:rsid w:val="00BA20AC"/>
+    <w:rsid w:val="00A1051F"/>
     <w:rPr>
       <w:rFonts w:asciiTheme="minorHAnsi" w:eastAsiaTheme="majorEastAsia" w:hAnsiTheme="minorHAnsi" w:cstheme="majorBidi"/>
-      <w:noProof/>
       <w:color w:val="595959" w:themeColor="text1" w:themeTint="A6"/>
-      <w:lang w:bidi="ar-EG"/>
     </w:rPr>
   </w:style>
   <w:style w:type="character" w:customStyle="1" w:styleId="Heading8Char">
@@ -970,14 +1103,12 @@
     <w:link w:val="Heading8"/>
     <w:uiPriority w:val="9"/>
     <w:semiHidden/>
-    <w:rsid w:val="00BA20AC"/>
+    <w:rsid w:val="00A1051F"/>
     <w:rPr>
       <w:rFonts w:asciiTheme="minorHAnsi" w:eastAsiaTheme="majorEastAsia" w:hAnsiTheme="minorHAnsi" w:cstheme="majorBidi"/>
       <w:i/>
       <w:iCs/>
-      <w:noProof/>
       <w:color w:val="272727" w:themeColor="text1" w:themeTint="D8"/>
-      <w:lang w:bidi="ar-EG"/>
     </w:rPr>
   </w:style>
   <w:style w:type="character" w:customStyle="1" w:styleId="Heading9Char">
@@ -986,12 +1117,10 @@
     <w:link w:val="Heading9"/>
     <w:uiPriority w:val="9"/>
     <w:semiHidden/>
-    <w:rsid w:val="00BA20AC"/>
+    <w:rsid w:val="00A1051F"/>
     <w:rPr>
       <w:rFonts w:asciiTheme="minorHAnsi" w:eastAsiaTheme="majorEastAsia" w:hAnsiTheme="minorHAnsi" w:cstheme="majorBidi"/>
-      <w:noProof/>
       <w:color w:val="272727" w:themeColor="text1" w:themeTint="D8"/>
-      <w:lang w:bidi="ar-EG"/>
     </w:rPr>
   </w:style>
   <w:style w:type="paragraph" w:styleId="Title">
@@ -1001,7 +1130,7 @@
     <w:link w:val="TitleChar"/>
     <w:uiPriority w:val="10"/>
     <w:qFormat/>
-    <w:rsid w:val="00BA20AC"/>
+    <w:rsid w:val="00A1051F"/>
     <w:pPr>
       <w:spacing w:after="80" w:line="240" w:lineRule="auto"/>
       <w:contextualSpacing/>
@@ -1019,15 +1148,13 @@
     <w:basedOn w:val="DefaultParagraphFont"/>
     <w:link w:val="Title"/>
     <w:uiPriority w:val="10"/>
-    <w:rsid w:val="00BA20AC"/>
+    <w:rsid w:val="00A1051F"/>
     <w:rPr>
       <w:rFonts w:asciiTheme="majorHAnsi" w:eastAsiaTheme="majorEastAsia" w:hAnsiTheme="majorHAnsi" w:cstheme="majorBidi"/>
-      <w:noProof/>
       <w:spacing w:val="-10"/>
       <w:kern w:val="28"/>
       <w:sz w:val="56"/>
       <w:szCs w:val="56"/>
-      <w:lang w:bidi="ar-EG"/>
     </w:rPr>
   </w:style>
   <w:style w:type="paragraph" w:styleId="Subtitle">
@@ -1037,7 +1164,7 @@
     <w:link w:val="SubtitleChar"/>
     <w:uiPriority w:val="11"/>
     <w:qFormat/>
-    <w:rsid w:val="00BA20AC"/>
+    <w:rsid w:val="00A1051F"/>
     <w:pPr>
       <w:numPr>
         <w:ilvl w:val="1"/>
@@ -1054,13 +1181,11 @@
     <w:basedOn w:val="DefaultParagraphFont"/>
     <w:link w:val="Subtitle"/>
     <w:uiPriority w:val="11"/>
-    <w:rsid w:val="00BA20AC"/>
+    <w:rsid w:val="00A1051F"/>
     <w:rPr>
       <w:rFonts w:asciiTheme="minorHAnsi" w:eastAsiaTheme="majorEastAsia" w:hAnsiTheme="minorHAnsi" w:cstheme="majorBidi"/>
-      <w:noProof/>
       <w:color w:val="595959" w:themeColor="text1" w:themeTint="A6"/>
       <w:spacing w:val="15"/>
-      <w:lang w:bidi="ar-EG"/>
     </w:rPr>
   </w:style>
   <w:style w:type="paragraph" w:styleId="Quote">
@@ -1070,7 +1195,7 @@
     <w:link w:val="QuoteChar"/>
     <w:uiPriority w:val="29"/>
     <w:qFormat/>
-    <w:rsid w:val="00BA20AC"/>
+    <w:rsid w:val="00A1051F"/>
     <w:pPr>
       <w:spacing w:before="160"/>
       <w:jc w:val="center"/>
@@ -1086,13 +1211,11 @@
     <w:basedOn w:val="DefaultParagraphFont"/>
     <w:link w:val="Quote"/>
     <w:uiPriority w:val="29"/>
-    <w:rsid w:val="00BA20AC"/>
+    <w:rsid w:val="00A1051F"/>
     <w:rPr>
       <w:i/>
       <w:iCs/>
-      <w:noProof/>
       <w:color w:val="404040" w:themeColor="text1" w:themeTint="BF"/>
-      <w:lang w:bidi="ar-EG"/>
     </w:rPr>
   </w:style>
   <w:style w:type="paragraph" w:styleId="ListParagraph">
@@ -1100,7 +1223,7 @@
     <w:basedOn w:val="Normal"/>
     <w:uiPriority w:val="34"/>
     <w:qFormat/>
-    <w:rsid w:val="00BA20AC"/>
+    <w:rsid w:val="00A1051F"/>
     <w:pPr>
       <w:ind w:left="720"/>
       <w:contextualSpacing/>
@@ -1111,11 +1234,11 @@
     <w:basedOn w:val="DefaultParagraphFont"/>
     <w:uiPriority w:val="21"/>
     <w:qFormat/>
-    <w:rsid w:val="00BA20AC"/>
+    <w:rsid w:val="00A1051F"/>
     <w:rPr>
       <w:i/>
       <w:iCs/>
-      <w:color w:val="2F5496" w:themeColor="accent1" w:themeShade="BF"/>
+      <w:color w:val="0F4761" w:themeColor="accent1" w:themeShade="BF"/>
     </w:rPr>
   </w:style>
   <w:style w:type="paragraph" w:styleId="IntenseQuote">
@@ -1125,11 +1248,11 @@
     <w:link w:val="IntenseQuoteChar"/>
     <w:uiPriority w:val="30"/>
     <w:qFormat/>
-    <w:rsid w:val="00BA20AC"/>
+    <w:rsid w:val="00A1051F"/>
     <w:pPr>
       <w:pBdr>
-        <w:top w:val="single" w:sz="4" w:space="10" w:color="2F5496" w:themeColor="accent1" w:themeShade="BF"/>
-        <w:bottom w:val="single" w:sz="4" w:space="10" w:color="2F5496" w:themeColor="accent1" w:themeShade="BF"/>
+        <w:top w:val="single" w:sz="4" w:space="10" w:color="0F4761" w:themeColor="accent1" w:themeShade="BF"/>
+        <w:bottom w:val="single" w:sz="4" w:space="10" w:color="0F4761" w:themeColor="accent1" w:themeShade="BF"/>
       </w:pBdr>
       <w:spacing w:before="360" w:after="360"/>
       <w:ind w:left="864" w:right="864"/>
@@ -1138,7 +1261,7 @@
     <w:rPr>
       <w:i/>
       <w:iCs/>
-      <w:color w:val="2F5496" w:themeColor="accent1" w:themeShade="BF"/>
+      <w:color w:val="0F4761" w:themeColor="accent1" w:themeShade="BF"/>
     </w:rPr>
   </w:style>
   <w:style w:type="character" w:customStyle="1" w:styleId="IntenseQuoteChar">
@@ -1146,13 +1269,11 @@
     <w:basedOn w:val="DefaultParagraphFont"/>
     <w:link w:val="IntenseQuote"/>
     <w:uiPriority w:val="30"/>
-    <w:rsid w:val="00BA20AC"/>
+    <w:rsid w:val="00A1051F"/>
     <w:rPr>
       <w:i/>
       <w:iCs/>
-      <w:noProof/>
-      <w:color w:val="2F5496" w:themeColor="accent1" w:themeShade="BF"/>
-      <w:lang w:bidi="ar-EG"/>
+      <w:color w:val="0F4761" w:themeColor="accent1" w:themeShade="BF"/>
     </w:rPr>
   </w:style>
   <w:style w:type="character" w:styleId="IntenseReference">
@@ -1160,12 +1281,12 @@
     <w:basedOn w:val="DefaultParagraphFont"/>
     <w:uiPriority w:val="32"/>
     <w:qFormat/>
-    <w:rsid w:val="00BA20AC"/>
+    <w:rsid w:val="00A1051F"/>
     <w:rPr>
       <w:b/>
       <w:bCs/>
       <w:smallCaps/>
-      <w:color w:val="2F5496" w:themeColor="accent1" w:themeShade="BF"/>
+      <w:color w:val="0F4761" w:themeColor="accent1" w:themeShade="BF"/>
       <w:spacing w:val="5"/>
     </w:rPr>
   </w:style>
@@ -1174,9 +1295,9 @@
     <w:basedOn w:val="DefaultParagraphFont"/>
     <w:uiPriority w:val="99"/>
     <w:unhideWhenUsed/>
-    <w:rsid w:val="00216609"/>
-    <w:rPr>
-      <w:color w:val="0563C1" w:themeColor="hyperlink"/>
+    <w:rsid w:val="00A525AE"/>
+    <w:rPr>
+      <w:color w:val="467886" w:themeColor="hyperlink"/>
       <w:u w:val="single"/>
     </w:rPr>
   </w:style>
@@ -1186,7 +1307,7 @@
     <w:uiPriority w:val="99"/>
     <w:semiHidden/>
     <w:unhideWhenUsed/>
-    <w:rsid w:val="00216609"/>
+    <w:rsid w:val="00A525AE"/>
     <w:rPr>
       <w:color w:val="605E5C"/>
       <w:shd w:val="clear" w:color="auto" w:fill="E1DFDD"/>
@@ -1206,39 +1327,39 @@
         <a:sysClr val="window" lastClr="FFFFFF"/>
       </a:lt1>
       <a:dk2>
-        <a:srgbClr val="44546A"/>
+        <a:srgbClr val="0E2841"/>
       </a:dk2>
       <a:lt2>
-        <a:srgbClr val="E7E6E6"/>
+        <a:srgbClr val="E8E8E8"/>
       </a:lt2>
       <a:accent1>
-        <a:srgbClr val="4472C4"/>
+        <a:srgbClr val="156082"/>
       </a:accent1>
       <a:accent2>
-        <a:srgbClr val="ED7D31"/>
+        <a:srgbClr val="E97132"/>
       </a:accent2>
       <a:accent3>
-        <a:srgbClr val="A5A5A5"/>
+        <a:srgbClr val="196B24"/>
       </a:accent3>
       <a:accent4>
-        <a:srgbClr val="FFC000"/>
+        <a:srgbClr val="0F9ED5"/>
       </a:accent4>
       <a:accent5>
-        <a:srgbClr val="5B9BD5"/>
+        <a:srgbClr val="A02B93"/>
       </a:accent5>
       <a:accent6>
-        <a:srgbClr val="70AD47"/>
+        <a:srgbClr val="4EA72E"/>
       </a:accent6>
       <a:hlink>
-        <a:srgbClr val="0563C1"/>
+        <a:srgbClr val="467886"/>
       </a:hlink>
       <a:folHlink>
-        <a:srgbClr val="954F72"/>
+        <a:srgbClr val="96607D"/>
       </a:folHlink>
     </a:clrScheme>
     <a:fontScheme name="Office">
       <a:majorFont>
-        <a:latin typeface="Calibri Light" panose="020F0302020204030204"/>
+        <a:latin typeface="Aptos Display" panose="02110004020202020204"/>
         <a:ea typeface=""/>
         <a:cs typeface=""/>
         <a:font script="Jpan" typeface="游ゴシック Light"/>
@@ -1290,7 +1411,7 @@
         <a:font script="Tfng" typeface="Ebrima"/>
       </a:majorFont>
       <a:minorFont>
-        <a:latin typeface="Calibri" panose="020F0502020204030204"/>
+        <a:latin typeface="Aptos" panose="02110004020202020204"/>
         <a:ea typeface=""/>
         <a:cs typeface=""/>
         <a:font script="Jpan" typeface="游ゴシック"/>
